--- a/compte_rendu_projet_unity_AlexandreBergeron_LeoGiner_GA2.docx
+++ b/compte_rendu_projet_unity_AlexandreBergeron_LeoGiner_GA2.docx
@@ -20,7 +20,7 @@
                 <wp:positionV relativeFrom="page">
                   <wp:align>center</wp:align>
                 </wp:positionV>
-                <wp:extent cx="2195195" cy="9126220"/>
+                <wp:extent cx="2195830" cy="9126855"/>
                 <wp:effectExtent l="0" t="0" r="6985" b="7620"/>
                 <wp:wrapNone/>
                 <wp:docPr id="1" name="Groupe 26"/>
@@ -31,7 +31,7 @@
                       <wpg:grpSpPr>
                         <a:xfrm>
                           <a:off x="0" y="0"/>
-                          <a:ext cx="2194560" cy="9125640"/>
+                          <a:ext cx="2195280" cy="9126360"/>
                         </a:xfrm>
                       </wpg:grpSpPr>
                       <wps:wsp>
@@ -39,7 +39,7 @@
                         <wps:spPr>
                           <a:xfrm>
                             <a:off x="0" y="0"/>
-                            <a:ext cx="193680" cy="9125640"/>
+                            <a:ext cx="192960" cy="9126360"/>
                           </a:xfrm>
                           <a:prstGeom prst="rect">
                             <a:avLst/>
@@ -72,7 +72,7 @@
                         <wps:spPr>
                           <a:xfrm>
                             <a:off x="0" y="1467000"/>
-                            <a:ext cx="2194560" cy="551160"/>
+                            <a:ext cx="2195280" cy="550440"/>
                           </a:xfrm>
                           <a:prstGeom prst="homePlate">
                             <a:avLst>
@@ -125,15 +125,16 @@
                                   <w:iCs w:val="false"/>
                                   <w:smallCaps w:val="false"/>
                                   <w:caps w:val="false"/>
-                                  <w:rFonts w:ascii="Aptos" w:hAnsi="Aptos"/>
+                                  <w:rFonts w:asciiTheme="minorHAnsi" w:cstheme="minorBidi" w:eastAsiaTheme="minorHAnsi" w:hAnsiTheme="minorHAnsi" w:ascii="Aptos" w:hAnsi="Aptos"/>
                                   <w:color w:val="FFFFFF"/>
+                                  <w14:ligatures w14:val="standardContextual"/>
                                 </w:rPr>
                                 <w:t>05/01/2025</w:t>
                               </w:r>
                             </w:p>
                           </w:txbxContent>
                         </wps:txbx>
-                        <wps:bodyPr rIns="182880" tIns="0" bIns="0" anchor="ctr">
+                        <wps:bodyPr lIns="90000" rIns="182880" tIns="0" bIns="0" anchor="ctr">
                           <a:noAutofit/>
                         </wps:bodyPr>
                       </wps:wsp>
@@ -141,8 +142,8 @@
                         <wpg:cNvGrpSpPr/>
                         <wpg:grpSpPr>
                           <a:xfrm>
-                            <a:off x="76320" y="4210200"/>
-                            <a:ext cx="2057400" cy="4910400"/>
+                            <a:off x="76320" y="4210560"/>
+                            <a:ext cx="2058120" cy="4910400"/>
                           </a:xfrm>
                         </wpg:grpSpPr>
                         <wpg:grpSp>
@@ -150,15 +151,15 @@
                           <wpg:grpSpPr>
                             <a:xfrm>
                               <a:off x="95040" y="0"/>
-                              <a:ext cx="1649880" cy="4910400"/>
+                              <a:ext cx="1650240" cy="4910400"/>
                             </a:xfrm>
                           </wpg:grpSpPr>
                           <wps:wsp>
                             <wps:cNvSpPr/>
                             <wps:spPr>
                               <a:xfrm>
-                                <a:off x="360000" y="3155040"/>
-                                <a:ext cx="304200" cy="1098720"/>
+                                <a:off x="360000" y="3156120"/>
+                                <a:ext cx="304200" cy="1098000"/>
                               </a:xfrm>
                               <a:custGeom>
                                 <a:avLst/>
@@ -219,8 +220,8 @@
                             <wps:cNvSpPr/>
                             <wps:spPr>
                               <a:xfrm>
-                                <a:off x="680040" y="4239000"/>
-                                <a:ext cx="290160" cy="671040"/>
+                                <a:off x="680760" y="4240080"/>
+                                <a:ext cx="289440" cy="670680"/>
                               </a:xfrm>
                               <a:custGeom>
                                 <a:avLst/>
@@ -285,7 +286,7 @@
                             <wps:spPr>
                               <a:xfrm>
                                 <a:off x="0" y="0"/>
-                                <a:ext cx="349200" cy="3177000"/>
+                                <a:ext cx="348480" cy="3177000"/>
                               </a:xfrm>
                               <a:custGeom>
                                 <a:avLst/>
@@ -385,7 +386,7 @@
                             <wps:cNvSpPr/>
                             <wps:spPr>
                               <a:xfrm>
-                                <a:off x="315000" y="1022040"/>
+                                <a:off x="315000" y="1022400"/>
                                 <a:ext cx="111600" cy="2132280"/>
                               </a:xfrm>
                               <a:custGeom>
@@ -480,8 +481,8 @@
                             <wps:cNvSpPr/>
                             <wps:spPr>
                               <a:xfrm>
-                                <a:off x="349920" y="3177360"/>
-                                <a:ext cx="384120" cy="1570320"/>
+                                <a:off x="349920" y="3178440"/>
+                                <a:ext cx="384120" cy="1569600"/>
                               </a:xfrm>
                               <a:custGeom>
                                 <a:avLst/>
@@ -572,8 +573,8 @@
                             <wps:cNvSpPr/>
                             <wps:spPr>
                               <a:xfrm>
-                                <a:off x="755280" y="4738320"/>
-                                <a:ext cx="82080" cy="171360"/>
+                                <a:off x="755640" y="4739040"/>
+                                <a:ext cx="81360" cy="170640"/>
                               </a:xfrm>
                               <a:custGeom>
                                 <a:avLst/>
@@ -622,8 +623,8 @@
                             <wps:cNvSpPr/>
                             <wps:spPr>
                               <a:xfrm>
-                                <a:off x="338040" y="3054960"/>
-                                <a:ext cx="36720" cy="231840"/>
+                                <a:off x="338040" y="3055680"/>
+                                <a:ext cx="36360" cy="231120"/>
                               </a:xfrm>
                               <a:custGeom>
                                 <a:avLst/>
@@ -675,7 +676,7 @@
                             <wps:cNvSpPr/>
                             <wps:spPr>
                               <a:xfrm>
-                                <a:off x="664920" y="2325960"/>
+                                <a:off x="665640" y="2325960"/>
                                 <a:ext cx="984960" cy="1912680"/>
                               </a:xfrm>
                               <a:custGeom>
@@ -803,8 +804,8 @@
                             <wps:cNvSpPr/>
                             <wps:spPr>
                               <a:xfrm>
-                                <a:off x="664920" y="4253760"/>
-                                <a:ext cx="89640" cy="483840"/>
+                                <a:off x="665640" y="4254480"/>
+                                <a:ext cx="88920" cy="483120"/>
                               </a:xfrm>
                               <a:custGeom>
                                 <a:avLst/>
@@ -874,8 +875,8 @@
                             <wps:cNvSpPr/>
                             <wps:spPr>
                               <a:xfrm>
-                                <a:off x="735480" y="4748400"/>
-                                <a:ext cx="76680" cy="162000"/>
+                                <a:off x="736200" y="4749120"/>
+                                <a:ext cx="76320" cy="161280"/>
                               </a:xfrm>
                               <a:custGeom>
                                 <a:avLst/>
@@ -921,8 +922,8 @@
                             <wps:cNvSpPr/>
                             <wps:spPr>
                               <a:xfrm>
-                                <a:off x="664920" y="4196520"/>
-                                <a:ext cx="17280" cy="104040"/>
+                                <a:off x="665640" y="4197600"/>
+                                <a:ext cx="16560" cy="103680"/>
                               </a:xfrm>
                               <a:custGeom>
                                 <a:avLst/>
@@ -974,8 +975,8 @@
                             <wps:cNvSpPr/>
                             <wps:spPr>
                               <a:xfrm>
-                                <a:off x="703080" y="4616280"/>
-                                <a:ext cx="111600" cy="294120"/>
+                                <a:off x="703800" y="4617360"/>
+                                <a:ext cx="111240" cy="293400"/>
                               </a:xfrm>
                               <a:custGeom>
                                 <a:avLst/>
@@ -1038,14 +1039,14 @@
                           <wpg:grpSpPr>
                             <a:xfrm>
                               <a:off x="0" y="968400"/>
-                              <a:ext cx="2057400" cy="3942000"/>
+                              <a:ext cx="2058120" cy="3942000"/>
                             </a:xfrm>
                           </wpg:grpSpPr>
                           <wps:wsp>
                             <wps:cNvSpPr/>
                             <wps:spPr>
                               <a:xfrm>
-                                <a:off x="89280" y="1267920"/>
+                                <a:off x="89280" y="1268280"/>
                                 <a:ext cx="466200" cy="1677600"/>
                               </a:xfrm>
                               <a:custGeom>
@@ -1111,8 +1112,8 @@
                             <wps:cNvSpPr/>
                             <wps:spPr>
                               <a:xfrm>
-                                <a:off x="582840" y="2916360"/>
-                                <a:ext cx="440640" cy="1024920"/>
+                                <a:off x="583560" y="2917440"/>
+                                <a:ext cx="439920" cy="1024200"/>
                               </a:xfrm>
                               <a:custGeom>
                                 <a:avLst/>
@@ -1181,7 +1182,7 @@
                             <wps:spPr>
                               <a:xfrm>
                                 <a:off x="0" y="847080"/>
-                                <a:ext cx="74160" cy="450720"/>
+                                <a:ext cx="73800" cy="450360"/>
                               </a:xfrm>
                               <a:custGeom>
                                 <a:avLst/>
@@ -1237,7 +1238,7 @@
                             <wps:cNvSpPr/>
                             <wps:spPr>
                               <a:xfrm>
-                                <a:off x="74880" y="1297800"/>
+                                <a:off x="74880" y="1298160"/>
                                 <a:ext cx="589320" cy="2397600"/>
                               </a:xfrm>
                               <a:custGeom>
@@ -1333,8 +1334,8 @@
                             <wps:cNvSpPr/>
                             <wps:spPr>
                               <a:xfrm>
-                                <a:off x="694440" y="3677760"/>
-                                <a:ext cx="122400" cy="264240"/>
+                                <a:off x="695160" y="3678480"/>
+                                <a:ext cx="122040" cy="263520"/>
                               </a:xfrm>
                               <a:custGeom>
                                 <a:avLst/>
@@ -1387,8 +1388,8 @@
                             <wps:cNvSpPr/>
                             <wps:spPr>
                               <a:xfrm>
-                                <a:off x="59400" y="1114920"/>
-                                <a:ext cx="55080" cy="353520"/>
+                                <a:off x="59400" y="1115280"/>
+                                <a:ext cx="54720" cy="353160"/>
                               </a:xfrm>
                               <a:custGeom>
                                 <a:avLst/>
@@ -1444,7 +1445,7 @@
                             <wps:cNvSpPr/>
                             <wps:spPr>
                               <a:xfrm>
-                                <a:off x="556200" y="0"/>
+                                <a:off x="556920" y="0"/>
                                 <a:ext cx="1501200" cy="2916000"/>
                               </a:xfrm>
                               <a:custGeom>
@@ -1576,8 +1577,8 @@
                             <wps:cNvSpPr/>
                             <wps:spPr>
                               <a:xfrm>
-                                <a:off x="556200" y="2946240"/>
-                                <a:ext cx="137880" cy="730080"/>
+                                <a:off x="556920" y="2946960"/>
+                                <a:ext cx="137160" cy="729720"/>
                               </a:xfrm>
                               <a:custGeom>
                                 <a:avLst/>
@@ -1651,8 +1652,8 @@
                             <wps:cNvSpPr/>
                             <wps:spPr>
                               <a:xfrm>
-                                <a:off x="664560" y="3696120"/>
-                                <a:ext cx="114840" cy="245880"/>
+                                <a:off x="665280" y="3697200"/>
+                                <a:ext cx="114480" cy="245160"/>
                               </a:xfrm>
                               <a:custGeom>
                                 <a:avLst/>
@@ -1702,8 +1703,8 @@
                             <wps:cNvSpPr/>
                             <wps:spPr>
                               <a:xfrm>
-                                <a:off x="556200" y="2853360"/>
-                                <a:ext cx="25560" cy="160200"/>
+                                <a:off x="556920" y="2854440"/>
+                                <a:ext cx="24840" cy="159480"/>
                               </a:xfrm>
                               <a:custGeom>
                                 <a:avLst/>
@@ -1759,8 +1760,8 @@
                             <wps:cNvSpPr/>
                             <wps:spPr>
                               <a:xfrm>
-                                <a:off x="612720" y="3490920"/>
-                                <a:ext cx="170640" cy="450720"/>
+                                <a:off x="613440" y="3492000"/>
+                                <a:ext cx="170280" cy="450360"/>
                               </a:xfrm>
                               <a:custGeom>
                                 <a:avLst/>
@@ -1837,8 +1838,8 @@
           </mc:Choice>
           <mc:Fallback>
             <w:pict>
-              <v:group id="shape_0" alt="Groupe 26" style="position:absolute;margin-left:23.8pt;margin-top:61.65pt;width:172.8pt;height:718.55pt" coordorigin="476,1233" coordsize="3456,14371">
-                <v:rect id="shape_0" ID="Rectangle 3" path="m0,0l-2147483645,0l-2147483645,-2147483646l0,-2147483646xe" fillcolor="#0e2841" stroked="f" style="position:absolute;left:476;top:1233;width:304;height:14370;mso-wrap-style:none;v-text-anchor:middle;mso-position-horizontal-relative:page;mso-position-vertical:center;mso-position-vertical-relative:page">
+              <v:group id="shape_0" alt="Groupe 26" style="position:absolute;margin-left:23.8pt;margin-top:61.65pt;width:172.85pt;height:718.6pt" coordorigin="476,1233" coordsize="3457,14372">
+                <v:rect id="shape_0" path="m0,0l-2147483645,0l-2147483645,-2147483646l0,-2147483646xe" fillcolor="#0e2841" stroked="f" style="position:absolute;left:476;top:1233;width:303;height:14371;mso-wrap-style:none;v-text-anchor:middle;mso-position-horizontal-relative:page;mso-position-vertical:center;mso-position-vertical-relative:page">
                   <v:fill o:detectmouseclick="t" type="solid" color2="#f1d7be"/>
                   <v:stroke color="#3465a4" weight="12600" joinstyle="miter" endcap="flat"/>
                   <w10:wrap type="none"/>
@@ -1858,7 +1859,7 @@
                     <v:h position="@2,0"/>
                   </v:handles>
                 </v:shapetype>
-                <v:shape id="shape_0" ID="Pentagone 4" path="m0,0l-2147483639,0l-2147483633,-2147483635l-2147483639,-2147483634l0,-2147483634xe" fillcolor="#156082" stroked="f" style="position:absolute;left:476;top:3543;width:3455;height:867;mso-wrap-style:square;v-text-anchor:middle;mso-position-horizontal-relative:page;mso-position-vertical:center;mso-position-vertical-relative:page" type="shapetype_15">
+                <v:shape id="shape_0" path="m0,0l-2147483639,0l-2147483633,-2147483635l-2147483639,-2147483634l0,-2147483634xe" fillcolor="#156082" stroked="f" style="position:absolute;left:476;top:3543;width:3456;height:866;mso-wrap-style:square;v-text-anchor:middle;mso-position-horizontal-relative:page;mso-position-vertical:center;mso-position-vertical-relative:page" type="shapetype_15">
                   <v:textbox>
                     <w:txbxContent>
                       <w:p>
@@ -1884,8 +1885,9 @@
                             <w:iCs w:val="false"/>
                             <w:smallCaps w:val="false"/>
                             <w:caps w:val="false"/>
-                            <w:rFonts w:ascii="Aptos" w:hAnsi="Aptos"/>
+                            <w:rFonts w:asciiTheme="minorHAnsi" w:cstheme="minorBidi" w:eastAsiaTheme="minorHAnsi" w:hAnsiTheme="minorHAnsi" w:ascii="Aptos" w:hAnsi="Aptos"/>
                             <w:color w:val="FFFFFF"/>
+                            <w14:ligatures w14:val="standardContextual"/>
                           </w:rPr>
                           <w:t>05/01/2025</w:t>
                         </w:r>
@@ -1895,9 +1897,9 @@
                   <v:fill o:detectmouseclick="t" type="solid" color2="#ea9f7d"/>
                   <v:stroke color="#3465a4" weight="12600" joinstyle="miter" endcap="flat"/>
                 </v:shape>
-                <v:group id="shape_0" alt="Groupe 5" style="position:absolute;left:596;top:7863;width:3240;height:7733">
-                  <v:group id="shape_0" alt="Groupe 6" style="position:absolute;left:746;top:7863;width:2598;height:7733"/>
-                  <v:group id="shape_0" alt="Groupe 7" style="position:absolute;left:596;top:9388;width:3240;height:6208"/>
+                <v:group id="shape_0" style="position:absolute;left:596;top:7864;width:3241;height:7734">
+                  <v:group id="shape_0" style="position:absolute;left:746;top:7864;width:2599;height:7734"/>
+                  <v:group id="shape_0" style="position:absolute;left:596;top:9389;width:3241;height:6209"/>
                 </v:group>
               </v:group>
             </w:pict>
@@ -1958,40 +1960,15 @@
                                 <w:sz w:val="72"/>
                               </w:rPr>
                             </w:pPr>
-                            <w:sdt>
-                              <w:sdtPr>
-                                <w:alias w:val="Titre"/>
-                              </w:sdtPr>
-                              <w:sdtContent>
-                                <w:r>
-                                  <w:rPr>
-                                    <w:rFonts w:eastAsia="" w:cs="" w:ascii="Aptos Display" w:hAnsi="Aptos Display" w:asciiTheme="majorHAnsi" w:cstheme="majorBidi" w:eastAsiaTheme="majorEastAsia" w:hAnsiTheme="majorHAnsi"/>
-                                    <w:color w:val="262626" w:themeColor="text1" w:themeTint="d9"/>
-                                    <w:sz w:val="72"/>
-                                    <w:szCs w:val="72"/>
-                                  </w:rPr>
-                                  <w:t xml:space="preserve">Compte rendu </w:t>
-                                </w:r>
-                                <w:r>
-                                  <w:rPr>
-                                    <w:rFonts w:eastAsia="" w:cs="" w:ascii="Aptos Display" w:hAnsi="Aptos Display" w:asciiTheme="majorHAnsi" w:cstheme="majorBidi" w:eastAsiaTheme="majorEastAsia" w:hAnsiTheme="majorHAnsi"/>
-                                    <w:color w:val="262626" w:themeColor="text1" w:themeTint="d9"/>
-                                    <w:sz w:val="72"/>
-                                    <w:szCs w:val="72"/>
-                                  </w:rPr>
-                                  <w:t>P</w:t>
-                                </w:r>
-                                <w:r>
-                                  <w:rPr>
-                                    <w:rFonts w:eastAsia="" w:cs="" w:ascii="Aptos Display" w:hAnsi="Aptos Display" w:asciiTheme="majorHAnsi" w:cstheme="majorBidi" w:eastAsiaTheme="majorEastAsia" w:hAnsiTheme="majorHAnsi"/>
-                                    <w:color w:val="262626" w:themeColor="text1" w:themeTint="d9"/>
-                                    <w:sz w:val="72"/>
-                                    <w:szCs w:val="72"/>
-                                  </w:rPr>
-                                  <w:t>rojet Unity</w:t>
-                                </w:r>
-                              </w:sdtContent>
-                            </w:sdt>
+                            <w:r>
+                              <w:rPr>
+                                <w:rFonts w:eastAsia="" w:cs="" w:ascii="Aptos Display" w:hAnsi="Aptos Display" w:asciiTheme="majorHAnsi" w:cstheme="majorBidi" w:eastAsiaTheme="majorEastAsia" w:hAnsiTheme="majorHAnsi"/>
+                                <w:color w:val="262626" w:themeColor="text1" w:themeTint="d9"/>
+                                <w:sz w:val="72"/>
+                                <w:szCs w:val="72"/>
+                              </w:rPr>
+                              <w:t>Compte rendu Projet Unity</w:t>
+                            </w:r>
                           </w:p>
                           <w:p>
                             <w:pPr>
@@ -2052,42 +2029,15 @@
                           <w:sz w:val="72"/>
                         </w:rPr>
                       </w:pPr>
-                      <w:sdt>
-                        <w:sdtPr>
-                          <w:text/>
-                          <w:dataBinding w:prefixMappings="xmlns:ns0='http://purl.org/dc/elements/1.1/' xmlns:ns1='http://schemas.openxmlformats.org/package/2006/metadata/core-properties' " w:xpath="/ns1:coreProperties[1]/ns0:title[1]" w:storeItemID="{6C3C8BC8-F283-45AE-878A-BAB7291924A1}"/>
-                          <w:alias w:val="Titre"/>
-                        </w:sdtPr>
-                        <w:sdtContent>
-                          <w:r>
-                            <w:rPr>
-                              <w:rFonts w:eastAsia="" w:cs="" w:ascii="Aptos Display" w:hAnsi="Aptos Display" w:asciiTheme="majorHAnsi" w:cstheme="majorBidi" w:eastAsiaTheme="majorEastAsia" w:hAnsiTheme="majorHAnsi"/>
-                              <w:color w:val="262626" w:themeColor="text1" w:themeTint="d9"/>
-                              <w:sz w:val="72"/>
-                              <w:szCs w:val="72"/>
-                            </w:rPr>
-                            <w:t xml:space="preserve">Compte rendu </w:t>
-                          </w:r>
-                          <w:r>
-                            <w:rPr>
-                              <w:rFonts w:eastAsia="" w:cs="" w:ascii="Aptos Display" w:hAnsi="Aptos Display" w:asciiTheme="majorHAnsi" w:cstheme="majorBidi" w:eastAsiaTheme="majorEastAsia" w:hAnsiTheme="majorHAnsi"/>
-                              <w:color w:val="262626" w:themeColor="text1" w:themeTint="d9"/>
-                              <w:sz w:val="72"/>
-                              <w:szCs w:val="72"/>
-                            </w:rPr>
-                            <w:t>P</w:t>
-                          </w:r>
-                          <w:r>
-                            <w:rPr>
-                              <w:rFonts w:eastAsia="" w:cs="" w:ascii="Aptos Display" w:hAnsi="Aptos Display" w:asciiTheme="majorHAnsi" w:cstheme="majorBidi" w:eastAsiaTheme="majorEastAsia" w:hAnsiTheme="majorHAnsi"/>
-                              <w:color w:val="262626" w:themeColor="text1" w:themeTint="d9"/>
-                              <w:sz w:val="72"/>
-                              <w:szCs w:val="72"/>
-                            </w:rPr>
-                            <w:t>rojet Unity</w:t>
-                          </w:r>
-                        </w:sdtContent>
-                      </w:sdt>
+                      <w:r>
+                        <w:rPr>
+                          <w:rFonts w:eastAsia="" w:cs="" w:ascii="Aptos Display" w:hAnsi="Aptos Display" w:asciiTheme="majorHAnsi" w:cstheme="majorBidi" w:eastAsiaTheme="majorEastAsia" w:hAnsiTheme="majorHAnsi"/>
+                          <w:color w:val="262626" w:themeColor="text1" w:themeTint="d9"/>
+                          <w:sz w:val="72"/>
+                          <w:szCs w:val="72"/>
+                        </w:rPr>
+                        <w:t>Compte rendu Projet Unity</w:t>
+                      </w:r>
                     </w:p>
                     <w:p>
                       <w:pPr>
@@ -2127,7 +2077,7 @@
         <mc:AlternateContent>
           <mc:Choice Requires="wps">
             <w:drawing>
-              <wp:anchor behindDoc="0" distT="0" distB="0" distL="0" distR="0" simplePos="0" locked="0" layoutInCell="0" allowOverlap="1" relativeHeight="8" wp14:anchorId="3D88E61D">
+              <wp:anchor behindDoc="0" distT="0" distB="0" distL="0" distR="0" simplePos="0" locked="0" layoutInCell="0" allowOverlap="1" relativeHeight="9" wp14:anchorId="3D88E61D">
                 <wp:simplePos x="0" y="0"/>
                 <wp:positionH relativeFrom="page">
                   <wp:posOffset>3175000</wp:posOffset>
@@ -2179,32 +2129,25 @@
                                 <w:szCs w:val="26"/>
                               </w:rPr>
                             </w:pPr>
-                            <w:sdt>
-                              <w:sdtPr>
-                                <w:alias w:val="Auteur"/>
-                              </w:sdtPr>
-                              <w:sdtContent>
-                                <w:r>
-                                  <w:rPr>
-                                    <w:color w:val="156082" w:themeColor="accent1"/>
-                                    <w:sz w:val="26"/>
-                                    <w:szCs w:val="26"/>
-                                  </w:rPr>
-                                  <w:t>Léo GINER &amp; Alexandre B</w:t>
-                                </w:r>
-                                <w:r>
-                                  <w:rPr>
-                                    <w:rFonts w:eastAsia=""/>
-                                    <w:color w:val="156082" w:themeColor="accent1"/>
-                                    <w:kern w:val="0"/>
-                                    <w:sz w:val="26"/>
-                                    <w:szCs w:val="26"/>
-                                    <w:lang w:eastAsia="fr-FR"/>
-                                  </w:rPr>
-                                  <w:t>ERGERON</w:t>
-                                </w:r>
-                              </w:sdtContent>
-                            </w:sdt>
+                            <w:r>
+                              <w:rPr>
+                                <w:color w:val="156082" w:themeColor="accent1"/>
+                                <w:sz w:val="26"/>
+                                <w:szCs w:val="26"/>
+                              </w:rPr>
+                              <w:t>Léo GINER &amp; Alexandre B</w:t>
+                            </w:r>
+                            <w:r>
+                              <w:rPr>
+                                <w:rFonts w:eastAsia=""/>
+                                <w:color w:val="156082" w:themeColor="accent1"/>
+                                <w:kern w:val="0"/>
+                                <w:sz w:val="26"/>
+                                <w:szCs w:val="26"/>
+                                <w:lang w:eastAsia="fr-FR"/>
+                              </w:rPr>
+                              <w:t>ERGERON</w:t>
+                            </w:r>
                           </w:p>
                           <w:p>
                             <w:pPr>
@@ -2265,34 +2208,25 @@
                           <w:szCs w:val="26"/>
                         </w:rPr>
                       </w:pPr>
-                      <w:sdt>
-                        <w:sdtPr>
-                          <w:text/>
-                          <w:dataBinding w:prefixMappings="xmlns:ns0='http://purl.org/dc/elements/1.1/' xmlns:ns1='http://schemas.openxmlformats.org/package/2006/metadata/core-properties' " w:xpath="/ns1:coreProperties[1]/ns0:creator[1]" w:storeItemID="{6C3C8BC8-F283-45AE-878A-BAB7291924A1}"/>
-                          <w:alias w:val="Auteur"/>
-                        </w:sdtPr>
-                        <w:sdtContent>
-                          <w:r>
-                            <w:rPr>
-                              <w:color w:val="156082" w:themeColor="accent1"/>
-                              <w:sz w:val="26"/>
-                              <w:szCs w:val="26"/>
-                            </w:rPr>
-                            <w:t>Léo GINER &amp; Alexandre B</w:t>
-                          </w:r>
-                          <w:r>
-                            <w:rPr>
-                              <w:rFonts w:eastAsia=""/>
-                              <w:color w:val="156082" w:themeColor="accent1"/>
-                              <w:kern w:val="0"/>
-                              <w:sz w:val="26"/>
-                              <w:szCs w:val="26"/>
-                              <w:lang w:eastAsia="fr-FR"/>
-                            </w:rPr>
-                            <w:t>ERGERON</w:t>
-                          </w:r>
-                        </w:sdtContent>
-                      </w:sdt>
+                      <w:r>
+                        <w:rPr>
+                          <w:color w:val="156082" w:themeColor="accent1"/>
+                          <w:sz w:val="26"/>
+                          <w:szCs w:val="26"/>
+                        </w:rPr>
+                        <w:t>Léo GINER &amp; Alexandre B</w:t>
+                      </w:r>
+                      <w:r>
+                        <w:rPr>
+                          <w:rFonts w:eastAsia=""/>
+                          <w:color w:val="156082" w:themeColor="accent1"/>
+                          <w:kern w:val="0"/>
+                          <w:sz w:val="26"/>
+                          <w:szCs w:val="26"/>
+                          <w:lang w:eastAsia="fr-FR"/>
+                        </w:rPr>
+                        <w:t>ERGERON</w:t>
+                      </w:r>
                     </w:p>
                     <w:p>
                       <w:pPr>
@@ -2346,6 +2280,7 @@
           <w:docPartGallery w:val="Table of Contents"/>
           <w:docPartUnique w:val="true"/>
         </w:docPartObj>
+        <w:alias w:val="Titre"/>
       </w:sdtPr>
       <w:sdtContent>
         <w:p>
@@ -2377,6 +2312,7 @@
             <w:rPr>
               <w:webHidden/>
               <w:rStyle w:val="Sautdindex"/>
+              <w:vanish w:val="false"/>
             </w:rPr>
             <w:instrText> TOC \z \o "1-3" \u \h</w:instrText>
           </w:r>
@@ -2384,17 +2320,11 @@
             <w:rPr>
               <w:webHidden/>
               <w:rStyle w:val="Sautdindex"/>
+              <w:vanish w:val="false"/>
             </w:rPr>
             <w:fldChar w:fldCharType="separate"/>
           </w:r>
           <w:hyperlink w:anchor="_Toc186977636">
-            <w:r>
-              <w:rPr>
-                <w:webHidden/>
-                <w:rStyle w:val="Sautdindex"/>
-              </w:rPr>
-              <w:t>Présentation du jeu</w:t>
-            </w:r>
             <w:r>
               <w:rPr>
                 <w:webHidden/>
@@ -2415,9 +2345,11 @@
             </w:r>
             <w:r>
               <w:rPr>
+                <w:webHidden/>
                 <w:rStyle w:val="Sautdindex"/>
                 <w:vanish w:val="false"/>
               </w:rPr>
+              <w:t>Présentation du jeu</w:t>
               <w:tab/>
               <w:t>2</w:t>
             </w:r>
@@ -2443,6 +2375,7 @@
               <w:rPr>
                 <w:webHidden/>
                 <w:rStyle w:val="Sautdindex"/>
+                <w:vanish w:val="false"/>
               </w:rPr>
               <w:t>Fonctionnalités implémenté</w:t>
             </w:r>
@@ -2450,13 +2383,7 @@
               <w:rPr>
                 <w:rStyle w:val="Sautdindex"/>
               </w:rPr>
-              <w:t>e</w:t>
-            </w:r>
-            <w:r>
-              <w:rPr>
-                <w:rStyle w:val="Sautdindex"/>
-              </w:rPr>
-              <w:t>s</w:t>
+              <w:t>es</w:t>
             </w:r>
             <w:r>
               <w:rPr>
@@ -2505,13 +2432,6 @@
             <w:r>
               <w:rPr>
                 <w:webHidden/>
-                <w:rStyle w:val="Sautdindex"/>
-              </w:rPr>
-              <w:t>Gestion du personnage</w:t>
-            </w:r>
-            <w:r>
-              <w:rPr>
-                <w:webHidden/>
               </w:rPr>
               <w:fldChar w:fldCharType="begin"/>
             </w:r>
@@ -2529,9 +2449,11 @@
             </w:r>
             <w:r>
               <w:rPr>
+                <w:webHidden/>
                 <w:rStyle w:val="Sautdindex"/>
                 <w:vanish w:val="false"/>
               </w:rPr>
+              <w:t>Gestion du personnage</w:t>
               <w:tab/>
               <w:t>2</w:t>
             </w:r>
@@ -2556,13 +2478,6 @@
             <w:r>
               <w:rPr>
                 <w:webHidden/>
-                <w:rStyle w:val="Sautdindex"/>
-              </w:rPr>
-              <w:t>Map</w:t>
-            </w:r>
-            <w:r>
-              <w:rPr>
-                <w:webHidden/>
               </w:rPr>
               <w:fldChar w:fldCharType="begin"/>
             </w:r>
@@ -2580,9 +2495,11 @@
             </w:r>
             <w:r>
               <w:rPr>
+                <w:webHidden/>
                 <w:rStyle w:val="Sautdindex"/>
                 <w:vanish w:val="false"/>
               </w:rPr>
+              <w:t>Map</w:t>
               <w:tab/>
               <w:t>2</w:t>
             </w:r>
@@ -2608,6 +2525,7 @@
               <w:rPr>
                 <w:webHidden/>
                 <w:rStyle w:val="Sautdindex"/>
+                <w:vanish w:val="false"/>
               </w:rPr>
               <w:t>Obtention de point</w:t>
             </w:r>
@@ -2664,13 +2582,6 @@
             <w:r>
               <w:rPr>
                 <w:webHidden/>
-                <w:rStyle w:val="Sautdindex"/>
-              </w:rPr>
-              <w:t>Différents affichages</w:t>
-            </w:r>
-            <w:r>
-              <w:rPr>
-                <w:webHidden/>
               </w:rPr>
               <w:fldChar w:fldCharType="begin"/>
             </w:r>
@@ -2688,9 +2599,11 @@
             </w:r>
             <w:r>
               <w:rPr>
+                <w:webHidden/>
                 <w:rStyle w:val="Sautdindex"/>
                 <w:vanish w:val="false"/>
               </w:rPr>
+              <w:t>Différents affichages</w:t>
               <w:tab/>
               <w:t>4</w:t>
             </w:r>
@@ -2715,13 +2628,6 @@
             <w:r>
               <w:rPr>
                 <w:webHidden/>
-                <w:rStyle w:val="Sautdindex"/>
-              </w:rPr>
-              <w:t>Accueil</w:t>
-            </w:r>
-            <w:r>
-              <w:rPr>
-                <w:webHidden/>
               </w:rPr>
               <w:fldChar w:fldCharType="begin"/>
             </w:r>
@@ -2739,9 +2645,11 @@
             </w:r>
             <w:r>
               <w:rPr>
+                <w:webHidden/>
                 <w:rStyle w:val="Sautdindex"/>
                 <w:vanish w:val="false"/>
               </w:rPr>
+              <w:t>Accueil</w:t>
               <w:tab/>
               <w:t>4</w:t>
             </w:r>
@@ -2766,13 +2674,6 @@
             <w:r>
               <w:rPr>
                 <w:webHidden/>
-                <w:rStyle w:val="Sautdindex"/>
-              </w:rPr>
-              <w:t>Menu pause</w:t>
-            </w:r>
-            <w:r>
-              <w:rPr>
-                <w:webHidden/>
               </w:rPr>
               <w:fldChar w:fldCharType="begin"/>
             </w:r>
@@ -2790,9 +2691,11 @@
             </w:r>
             <w:r>
               <w:rPr>
+                <w:webHidden/>
                 <w:rStyle w:val="Sautdindex"/>
                 <w:vanish w:val="false"/>
               </w:rPr>
+              <w:t>Menu pause</w:t>
               <w:tab/>
               <w:t>4</w:t>
             </w:r>
@@ -2817,13 +2720,6 @@
             <w:r>
               <w:rPr>
                 <w:webHidden/>
-                <w:rStyle w:val="Sautdindex"/>
-              </w:rPr>
-              <w:t>Victoire</w:t>
-            </w:r>
-            <w:r>
-              <w:rPr>
-                <w:webHidden/>
               </w:rPr>
               <w:fldChar w:fldCharType="begin"/>
             </w:r>
@@ -2841,9 +2737,11 @@
             </w:r>
             <w:r>
               <w:rPr>
+                <w:webHidden/>
                 <w:rStyle w:val="Sautdindex"/>
                 <w:vanish w:val="false"/>
               </w:rPr>
+              <w:t>Victoire</w:t>
               <w:tab/>
               <w:t>5</w:t>
             </w:r>
@@ -2868,13 +2766,6 @@
             <w:r>
               <w:rPr>
                 <w:webHidden/>
-                <w:rStyle w:val="Sautdindex"/>
-              </w:rPr>
-              <w:t>Défaite</w:t>
-            </w:r>
-            <w:r>
-              <w:rPr>
-                <w:webHidden/>
               </w:rPr>
               <w:fldChar w:fldCharType="begin"/>
             </w:r>
@@ -2892,9 +2783,11 @@
             </w:r>
             <w:r>
               <w:rPr>
+                <w:webHidden/>
                 <w:rStyle w:val="Sautdindex"/>
                 <w:vanish w:val="false"/>
               </w:rPr>
+              <w:t>Défaite</w:t>
               <w:tab/>
               <w:t>5</w:t>
             </w:r>
@@ -2919,13 +2812,6 @@
             <w:r>
               <w:rPr>
                 <w:webHidden/>
-                <w:rStyle w:val="Sautdindex"/>
-              </w:rPr>
-              <w:t>Sources</w:t>
-            </w:r>
-            <w:r>
-              <w:rPr>
-                <w:webHidden/>
               </w:rPr>
               <w:fldChar w:fldCharType="begin"/>
             </w:r>
@@ -2943,9 +2829,11 @@
             </w:r>
             <w:r>
               <w:rPr>
+                <w:webHidden/>
                 <w:rStyle w:val="Sautdindex"/>
                 <w:vanish w:val="false"/>
               </w:rPr>
+              <w:t>Sources</w:t>
               <w:tab/>
               <w:t>6</w:t>
             </w:r>
@@ -2980,8 +2868,6 @@
       <w:r>
         <w:rPr/>
       </w:r>
-      <w:bookmarkStart w:id="0" w:name="_Toc186977636"/>
-      <w:bookmarkStart w:id="1" w:name="_Toc186977636"/>
     </w:p>
     <w:p>
       <w:pPr>
@@ -3114,12 +3000,12 @@
         <w:pStyle w:val="Titre1"/>
         <w:rPr/>
       </w:pPr>
-      <w:bookmarkStart w:id="2" w:name="_Toc186977636"/>
+      <w:bookmarkStart w:id="0" w:name="_Toc186977636"/>
       <w:r>
         <w:rPr/>
         <w:t>Présentation du jeu</w:t>
       </w:r>
-      <w:bookmarkEnd w:id="2"/>
+      <w:bookmarkEnd w:id="0"/>
       <w:r>
         <w:rPr/>
         <w:t xml:space="preserve"> </w:t>
@@ -3141,32 +3027,24 @@
         <w:pStyle w:val="Titre1"/>
         <w:rPr/>
       </w:pPr>
-      <w:bookmarkStart w:id="3" w:name="_Toc186977637"/>
-      <w:r>
-        <w:rPr/>
-        <w:t>Fonctionnalités implémenté</w:t>
-      </w:r>
-      <w:r>
-        <w:rPr/>
-        <w:t>e</w:t>
-      </w:r>
-      <w:r>
-        <w:rPr/>
-        <w:t>s</w:t>
-      </w:r>
-      <w:bookmarkEnd w:id="3"/>
+      <w:bookmarkStart w:id="1" w:name="_Toc186977637"/>
+      <w:r>
+        <w:rPr/>
+        <w:t>Fonctionnalités implémentées</w:t>
+      </w:r>
+      <w:bookmarkEnd w:id="1"/>
     </w:p>
     <w:p>
       <w:pPr>
         <w:pStyle w:val="Titre2"/>
         <w:rPr/>
       </w:pPr>
-      <w:bookmarkStart w:id="4" w:name="_Toc186977638"/>
+      <w:bookmarkStart w:id="2" w:name="_Toc186977638"/>
       <w:r>
         <w:rPr/>
         <w:t>Gestion du personnage</w:t>
       </w:r>
-      <w:bookmarkEnd w:id="4"/>
+      <w:bookmarkEnd w:id="2"/>
     </w:p>
     <w:p>
       <w:pPr>
@@ -3266,9 +3144,9 @@
         <w:pStyle w:val="Titre2"/>
         <w:rPr/>
       </w:pPr>
-      <w:bookmarkStart w:id="5" w:name="_Toc186977639"/>
-      <w:r>
-        <w:rPr/>
+      <w:bookmarkStart w:id="3" w:name="_Toc186977639"/>
+      <w:bookmarkEnd w:id="3"/>
+      <w:r>
         <w:drawing>
           <wp:anchor behindDoc="0" distT="0" distB="0" distL="114300" distR="114300" simplePos="0" locked="0" layoutInCell="0" allowOverlap="1" relativeHeight="10">
             <wp:simplePos x="0" y="0"/>
@@ -3282,11 +3160,11 @@
             <wp:effectExtent l="0" t="0" r="0" b="0"/>
             <wp:wrapTight wrapText="bothSides">
               <wp:wrapPolygon edited="0">
-                <wp:start x="-14" y="0"/>
-                <wp:lineTo x="-14" y="20896"/>
-                <wp:lineTo x="20898" y="20896"/>
-                <wp:lineTo x="20898" y="0"/>
-                <wp:lineTo x="-14" y="0"/>
+                <wp:start x="-25" y="0"/>
+                <wp:lineTo x="-25" y="20886"/>
+                <wp:lineTo x="20887" y="20886"/>
+                <wp:lineTo x="20887" y="0"/>
+                <wp:lineTo x="-25" y="0"/>
               </wp:wrapPolygon>
             </wp:wrapTight>
             <wp:docPr id="6" name="Image 1" descr="Une image contenant capture d’écran, Rectangle, conception&#10;&#10;Description générée automatiquement"/>
@@ -3335,11 +3213,11 @@
             <wp:effectExtent l="0" t="0" r="0" b="0"/>
             <wp:wrapTight wrapText="bothSides">
               <wp:wrapPolygon edited="0">
-                <wp:start x="-13" y="0"/>
-                <wp:lineTo x="-13" y="21184"/>
-                <wp:lineTo x="21127" y="21184"/>
-                <wp:lineTo x="21127" y="0"/>
-                <wp:lineTo x="-13" y="0"/>
+                <wp:start x="-24" y="0"/>
+                <wp:lineTo x="-24" y="21174"/>
+                <wp:lineTo x="21115" y="21174"/>
+                <wp:lineTo x="21115" y="0"/>
+                <wp:lineTo x="-24" y="0"/>
               </wp:wrapPolygon>
             </wp:wrapTight>
             <wp:docPr id="7" name="Image2" descr="Une image contenant capture d’écran, conception&#10;&#10;Description générée automatiquement"/>
@@ -3376,7 +3254,6 @@
           </wp:anchor>
         </w:drawing>
       </w:r>
-      <w:bookmarkEnd w:id="5"/>
       <w:r>
         <w:rPr/>
         <w:t>Map</w:t>
@@ -3412,11 +3289,11 @@
             <wp:effectExtent l="0" t="0" r="0" b="0"/>
             <wp:wrapTight wrapText="bothSides">
               <wp:wrapPolygon edited="0">
-                <wp:start x="-12" y="0"/>
-                <wp:lineTo x="-12" y="20912"/>
-                <wp:lineTo x="20858" y="20912"/>
-                <wp:lineTo x="20858" y="0"/>
-                <wp:lineTo x="-12" y="0"/>
+                <wp:start x="-25" y="0"/>
+                <wp:lineTo x="-25" y="20903"/>
+                <wp:lineTo x="20846" y="20903"/>
+                <wp:lineTo x="20846" y="0"/>
+                <wp:lineTo x="-25" y="0"/>
               </wp:wrapPolygon>
             </wp:wrapTight>
             <wp:docPr id="8" name="Image3" descr="Une image contenant capture d’écran, jaune&#10;&#10;Description générée automatiquement"/>
@@ -3487,11 +3364,11 @@
             <wp:effectExtent l="0" t="0" r="0" b="0"/>
             <wp:wrapTight wrapText="bothSides">
               <wp:wrapPolygon edited="0">
-                <wp:start x="-2" y="0"/>
-                <wp:lineTo x="-2" y="21498"/>
-                <wp:lineTo x="21461" y="21498"/>
-                <wp:lineTo x="21461" y="0"/>
-                <wp:lineTo x="-2" y="0"/>
+                <wp:start x="-4" y="0"/>
+                <wp:lineTo x="-4" y="21497"/>
+                <wp:lineTo x="21458" y="21497"/>
+                <wp:lineTo x="21458" y="0"/>
+                <wp:lineTo x="-4" y="0"/>
               </wp:wrapPolygon>
             </wp:wrapTight>
             <wp:docPr id="9" name="Image4" descr=""/>
@@ -3548,12 +3425,12 @@
         <w:pStyle w:val="Titre2"/>
         <w:rPr/>
       </w:pPr>
-      <w:bookmarkStart w:id="6" w:name="_Toc186977640"/>
+      <w:bookmarkStart w:id="4" w:name="_Toc186977640"/>
       <w:r>
         <w:rPr/>
         <w:t>Obtention de point</w:t>
       </w:r>
-      <w:bookmarkEnd w:id="6"/>
+      <w:bookmarkEnd w:id="4"/>
       <w:r>
         <w:rPr/>
         <w:t>s</w:t>
@@ -3607,24 +3484,24 @@
         <w:pStyle w:val="Titre2"/>
         <w:rPr/>
       </w:pPr>
-      <w:bookmarkStart w:id="7" w:name="_Toc186977641"/>
+      <w:bookmarkStart w:id="5" w:name="_Toc186977641"/>
       <w:r>
         <w:rPr/>
         <w:t>Différents affichages</w:t>
       </w:r>
-      <w:bookmarkEnd w:id="7"/>
+      <w:bookmarkEnd w:id="5"/>
     </w:p>
     <w:p>
       <w:pPr>
         <w:pStyle w:val="Titre3"/>
         <w:rPr/>
       </w:pPr>
-      <w:bookmarkStart w:id="8" w:name="_Toc186977642"/>
+      <w:bookmarkStart w:id="6" w:name="_Toc186977642"/>
       <w:r>
         <w:rPr/>
         <w:t>Accueil</w:t>
       </w:r>
-      <w:bookmarkEnd w:id="8"/>
+      <w:bookmarkEnd w:id="6"/>
       <w:r>
         <w:rPr/>
         <w:t xml:space="preserve"> </w:t>
@@ -3681,12 +3558,12 @@
         <w:pStyle w:val="Titre3"/>
         <w:rPr/>
       </w:pPr>
-      <w:bookmarkStart w:id="9" w:name="_Toc186977643"/>
+      <w:bookmarkStart w:id="7" w:name="_Toc186977643"/>
       <w:r>
         <w:rPr/>
         <w:t>Menu pause</w:t>
       </w:r>
-      <w:bookmarkEnd w:id="9"/>
+      <w:bookmarkEnd w:id="7"/>
       <w:r>
         <w:rPr/>
         <w:t xml:space="preserve"> </w:t>
@@ -3743,12 +3620,12 @@
         <w:pStyle w:val="Titre3"/>
         <w:rPr/>
       </w:pPr>
-      <w:bookmarkStart w:id="10" w:name="_Toc186977644"/>
+      <w:bookmarkStart w:id="8" w:name="_Toc186977644"/>
       <w:r>
         <w:rPr/>
         <w:t>Victoire</w:t>
       </w:r>
-      <w:bookmarkEnd w:id="10"/>
+      <w:bookmarkEnd w:id="8"/>
     </w:p>
     <w:p>
       <w:pPr>
@@ -3811,12 +3688,12 @@
         <w:pStyle w:val="Titre3"/>
         <w:rPr/>
       </w:pPr>
-      <w:bookmarkStart w:id="11" w:name="_Toc186977645"/>
+      <w:bookmarkStart w:id="9" w:name="_Toc186977645"/>
       <w:r>
         <w:rPr/>
         <w:t>Défaite</w:t>
       </w:r>
-      <w:bookmarkEnd w:id="11"/>
+      <w:bookmarkEnd w:id="9"/>
     </w:p>
     <w:p>
       <w:pPr>
@@ -3871,20 +3748,30 @@
       </w:pPr>
       <w:r>
         <w:rPr/>
-        <w:t>À noter que lorsqu’on tombe dans l’eau, le personnage continue de tomber. De plus, lorsqu’on affiche le menu de victoire, il est impossible de bouger. Il est également impossible d’ouvrir le menu de pause.</w:t>
+        <w:t>Le joueur est doté d’une barre de vie (3 cœurs en haut à droite de son écran). Il peut perdre un coeur en entrant en collision avec les chauves-souris qui se déplacent fixement.</w:t>
       </w:r>
     </w:p>
     <w:p>
       <w:pPr>
+        <w:pStyle w:val="Normal"/>
+        <w:rPr/>
+      </w:pPr>
+      <w:r>
+        <w:rPr/>
+        <w:t>À noter que lorsqu’on tombe dans l’eau, le personnage continue de tomber. De plus, lorsqu’on affiche le menu de victoire, il est impossible de bouger. Il est également impossible d’ouvrir le menu de pause.</w:t>
+      </w:r>
+    </w:p>
+    <w:p>
+      <w:pPr>
         <w:pStyle w:val="Titre1"/>
         <w:rPr/>
       </w:pPr>
-      <w:bookmarkStart w:id="12" w:name="_Toc186977646"/>
+      <w:bookmarkStart w:id="10" w:name="_Toc186977646"/>
       <w:r>
         <w:rPr/>
         <w:t>Sources</w:t>
       </w:r>
-      <w:bookmarkEnd w:id="12"/>
+      <w:bookmarkEnd w:id="10"/>
       <w:r>
         <w:rPr/>
         <w:t xml:space="preserve"> </w:t>
@@ -4010,42 +3897,22 @@
       </w:sdtContent>
     </w:sdt>
   </w:p>
-  <w:sdt>
-    <w:sdtPr>
-      <w:docPartObj>
-        <w:docPartGallery w:val="Page Numbers (Bottom of Page)"/>
-        <w:docPartUnique w:val="true"/>
-      </w:docPartObj>
-      <w:id w:val="1992408313"/>
-    </w:sdtPr>
-    <w:sdtContent>
-      <w:p>
-        <w:pPr>
-          <w:pStyle w:val="NoSpacing"/>
-          <w:rPr>
-            <w:color w:val="595959" w:themeColor="text1" w:themeTint="a6"/>
-            <w:sz w:val="20"/>
-            <w:szCs w:val="20"/>
-          </w:rPr>
-        </w:pPr>
-        <w:sdt>
-          <w:sdtPr>
-            <w:text/>
-            <w:dataBinding w:prefixMappings="xmlns:ns0='http://schemas.openxmlformats.org/officeDocument/2006/extended-properties' " w:xpath="/ns0:Properties[1]/ns0:Company[1]" w:storeItemID="{6668398D-A668-4E3E-A5EB-62B293D839F1}"/>
-            <w:alias w:val="Société"/>
-          </w:sdtPr>
-          <w:sdtContent>
-            <w:r>
-              <w:rPr>
-                <w:caps/>
-                <w:color w:val="595959" w:themeColor="text1" w:themeTint="a6"/>
-                <w:sz w:val="20"/>
-                <w:szCs w:val="20"/>
-              </w:rPr>
-              <w:t>G2A</w:t>
-            </w:r>
-          </w:sdtContent>
-        </w:sdt>
+  <w:p>
+    <w:pPr>
+      <w:pStyle w:val="NoSpacing"/>
+      <w:rPr>
+        <w:color w:val="595959" w:themeColor="text1" w:themeTint="a6"/>
+        <w:sz w:val="20"/>
+        <w:szCs w:val="20"/>
+      </w:rPr>
+    </w:pPr>
+    <w:sdt>
+      <w:sdtPr>
+        <w:text/>
+        <w:dataBinding w:prefixMappings="xmlns:ns0='http://schemas.openxmlformats.org/officeDocument/2006/extended-properties' " w:xpath="/ns0:Properties[1]/ns0:Company[1]" w:storeItemID="{6668398D-A668-4E3E-A5EB-62B293D839F1}"/>
+        <w:alias w:val="Société"/>
+      </w:sdtPr>
+      <w:sdtContent>
         <w:r>
           <w:rPr>
             <w:caps/>
@@ -4053,64 +3920,73 @@
             <w:sz w:val="20"/>
             <w:szCs w:val="20"/>
           </w:rPr>
-          <w:tab/>
+          <w:t>G2A</w:t>
         </w:r>
-        <w:r>
-          <w:rPr>
-            <w:caps/>
-            <w:color w:val="595959" w:themeColor="text1" w:themeTint="a6"/>
-            <w:sz w:val="20"/>
-            <w:szCs w:val="20"/>
-          </w:rPr>
-          <w:tab/>
-          <w:tab/>
-          <w:tab/>
-          <w:tab/>
-          <w:tab/>
-          <w:tab/>
-          <w:tab/>
-          <w:tab/>
-          <w:tab/>
-          <w:tab/>
-          <w:t xml:space="preserve">                 </w:t>
-        </w:r>
-        <w:r>
-          <w:rPr/>
-          <w:tab/>
-          <w:t>p.</w:t>
-        </w:r>
-        <w:r>
-          <w:rPr/>
-          <w:fldChar w:fldCharType="begin"/>
-        </w:r>
-        <w:r>
-          <w:rPr/>
-          <w:instrText> PAGE </w:instrText>
-        </w:r>
-        <w:r>
-          <w:rPr/>
-          <w:fldChar w:fldCharType="separate"/>
-        </w:r>
-        <w:r>
-          <w:rPr/>
-          <w:t>6</w:t>
-        </w:r>
-        <w:r>
-          <w:rPr/>
-          <w:fldChar w:fldCharType="end"/>
-        </w:r>
-      </w:p>
-      <w:p>
-        <w:pPr>
-          <w:pStyle w:val="Pieddepage"/>
-          <w:rPr/>
-        </w:pPr>
-        <w:r>
-          <w:rPr/>
-        </w:r>
-      </w:p>
-    </w:sdtContent>
-  </w:sdt>
+      </w:sdtContent>
+    </w:sdt>
+    <w:r>
+      <w:rPr>
+        <w:caps/>
+        <w:color w:val="595959" w:themeColor="text1" w:themeTint="a6"/>
+        <w:sz w:val="20"/>
+        <w:szCs w:val="20"/>
+      </w:rPr>
+      <w:tab/>
+    </w:r>
+    <w:r>
+      <w:rPr>
+        <w:caps/>
+        <w:color w:val="595959" w:themeColor="text1" w:themeTint="a6"/>
+        <w:sz w:val="20"/>
+        <w:szCs w:val="20"/>
+      </w:rPr>
+      <w:tab/>
+      <w:tab/>
+      <w:tab/>
+      <w:tab/>
+      <w:tab/>
+      <w:tab/>
+      <w:tab/>
+      <w:tab/>
+      <w:tab/>
+      <w:tab/>
+      <w:t xml:space="preserve">                 </w:t>
+    </w:r>
+    <w:r>
+      <w:rPr/>
+      <w:tab/>
+      <w:t>p.</w:t>
+    </w:r>
+    <w:r>
+      <w:rPr/>
+      <w:fldChar w:fldCharType="begin"/>
+    </w:r>
+    <w:r>
+      <w:rPr/>
+      <w:instrText> PAGE </w:instrText>
+    </w:r>
+    <w:r>
+      <w:rPr/>
+      <w:fldChar w:fldCharType="separate"/>
+    </w:r>
+    <w:r>
+      <w:rPr/>
+      <w:t>6</w:t>
+    </w:r>
+    <w:r>
+      <w:rPr/>
+      <w:fldChar w:fldCharType="end"/>
+    </w:r>
+  </w:p>
+  <w:p>
+    <w:pPr>
+      <w:pStyle w:val="Pieddepage"/>
+      <w:rPr/>
+    </w:pPr>
+    <w:r>
+      <w:rPr/>
+    </w:r>
+  </w:p>
 </w:ftr>
 </file>
 
@@ -4933,6 +4809,7 @@
     <w:rsid w:val="00ee4a9f"/>
     <w:pPr>
       <w:widowControl/>
+      <w:suppressAutoHyphens w:val="true"/>
       <w:bidi w:val="0"/>
       <w:spacing w:lineRule="auto" w:line="259" w:before="0" w:after="160"/>
       <w:jc w:val="left"/>
@@ -5590,17 +5467,18 @@
     <w:rsid w:val="00167a47"/>
     <w:pPr>
       <w:widowControl/>
+      <w:suppressAutoHyphens w:val="true"/>
       <w:bidi w:val="0"/>
       <w:spacing w:lineRule="auto" w:line="240" w:before="0" w:after="0"/>
       <w:jc w:val="left"/>
     </w:pPr>
     <w:rPr>
-      <w:rFonts w:eastAsia="" w:eastAsiaTheme="minorEastAsia" w:ascii="Aptos" w:hAnsi="Aptos" w:cs=""/>
+      <w:rFonts w:ascii="Aptos" w:hAnsi="Aptos" w:eastAsia="" w:cs="" w:eastAsiaTheme="minorEastAsia"/>
       <w:color w:val="auto"/>
       <w:kern w:val="0"/>
       <w:sz w:val="22"/>
       <w:szCs w:val="22"/>
-      <w:lang w:eastAsia="fr-FR" w:val="fr-FR" w:bidi="ar-SA"/>
+      <w:lang w:val="fr-FR" w:eastAsia="fr-FR" w:bidi="ar-SA"/>
       <w14:ligatures w14:val="none"/>
     </w:rPr>
   </w:style>
